--- a/output/documentation-2026-09-28/10_Программа_испытаний.docx
+++ b/output/documentation-2026-09-28/10_Программа_испытаний.docx
@@ -48,7 +48,7 @@
         <w:jc w:val="center"/>
       </w:pPr>
       <w:r>
-        <w:t>Программная версия 9fb10f8</w:t>
+        <w:t>Программная версия v1.0</w:t>
       </w:r>
     </w:p>
     <w:p>
@@ -313,7 +313,7 @@
     </w:p>
     <w:p>
       <w:r>
-        <w:t>Программный комплекс 112 AI Trainer версии 9fb10f8: Frontend, Backend, Voice, Asterisk, локальные модели (CPU или GPU), PostgreSQL, карта и средства сопровождения. Проверяется конфигурация с TLS и локальной обработкой.</w:t>
+        <w:t>Программный комплекс 112 AI Trainer версии v1.0: Frontend, Backend, Voice, Asterisk, локальные модели (CPU или GPU), PostgreSQL, карта и средства сопровождения. Проверяется конфигурация с TLS и локальной обработкой.</w:t>
       </w:r>
     </w:p>
     <w:p>
